--- a/spa/docx/012.content.docx
+++ b/spa/docx/012.content.docx
@@ -417,18 +417,12 @@
           <w:lang w:val="es_ES" w:bidi="es_ES"/>
         </w:rPr>
       </w:r>
-      <w:hyperlink r:id="rId13">
-        <w:r>
-          <w:rPr>
-            <w:lang w:val="es_ES" w:bidi="es_ES"/>
-          </w:rPr>
-          <w:rPr>
-            <w:color w:val="0000EE"/>
-            <w:u w:val="single"/>
-          </w:rPr>
-          <w:t>Ezequiel 48.28</w:t>
-        </w:r>
-      </w:hyperlink>
+      <w:r>
+        <w:rPr>
+          <w:lang w:val="es_ES" w:bidi="es_ES"/>
+        </w:rPr>
+        <w:t>Ezequiel 48.28</w:t>
+      </w:r>
     </w:p>
     <w:p>
       <w:pPr>
@@ -441,18 +435,12 @@
           <w:lang w:val="es_ES" w:bidi="es_ES"/>
         </w:rPr>
       </w:r>
-      <w:hyperlink r:id="rId14">
-        <w:r>
-          <w:rPr>
-            <w:lang w:val="es_ES" w:bidi="es_ES"/>
-          </w:rPr>
-          <w:rPr>
-            <w:color w:val="0000EE"/>
-            <w:u w:val="single"/>
-          </w:rPr>
-          <w:t>Génesis 14.7–9</w:t>
-        </w:r>
-      </w:hyperlink>
+      <w:r>
+        <w:rPr>
+          <w:lang w:val="es_ES" w:bidi="es_ES"/>
+        </w:rPr>
+        <w:t>Génesis 14.7–9</w:t>
+      </w:r>
     </w:p>
     <w:p>
       <w:pPr>
@@ -465,18 +453,12 @@
           <w:lang w:val="es_ES" w:bidi="es_ES"/>
         </w:rPr>
       </w:r>
-      <w:hyperlink r:id="rId15">
-        <w:r>
-          <w:rPr>
-            <w:lang w:val="es_ES" w:bidi="es_ES"/>
-          </w:rPr>
-          <w:rPr>
-            <w:color w:val="0000EE"/>
-            <w:u w:val="single"/>
-          </w:rPr>
-          <w:t>Génesis 16.14</w:t>
-        </w:r>
-      </w:hyperlink>
+      <w:r>
+        <w:rPr>
+          <w:lang w:val="es_ES" w:bidi="es_ES"/>
+        </w:rPr>
+        <w:t>Génesis 16.14</w:t>
+      </w:r>
     </w:p>
     <w:p>
       <w:pPr>
@@ -489,18 +471,12 @@
           <w:lang w:val="es_ES" w:bidi="es_ES"/>
         </w:rPr>
       </w:r>
-      <w:hyperlink r:id="rId16">
-        <w:r>
-          <w:rPr>
-            <w:lang w:val="es_ES" w:bidi="es_ES"/>
-          </w:rPr>
-          <w:rPr>
-            <w:color w:val="0000EE"/>
-            <w:u w:val="single"/>
-          </w:rPr>
-          <w:t>Génesis 20.1–3</w:t>
-        </w:r>
-      </w:hyperlink>
+      <w:r>
+        <w:rPr>
+          <w:lang w:val="es_ES" w:bidi="es_ES"/>
+        </w:rPr>
+        <w:t>Génesis 20.1–3</w:t>
+      </w:r>
     </w:p>
     <w:p>
       <w:pPr>
@@ -513,18 +489,12 @@
           <w:lang w:val="es_ES" w:bidi="es_ES"/>
         </w:rPr>
       </w:r>
-      <w:hyperlink r:id="rId17">
-        <w:r>
-          <w:rPr>
-            <w:lang w:val="es_ES" w:bidi="es_ES"/>
-          </w:rPr>
-          <w:rPr>
-            <w:color w:val="0000EE"/>
-            <w:u w:val="single"/>
-          </w:rPr>
-          <w:t>Josué 10.40–41</w:t>
-        </w:r>
-      </w:hyperlink>
+      <w:r>
+        <w:rPr>
+          <w:lang w:val="es_ES" w:bidi="es_ES"/>
+        </w:rPr>
+        <w:t>Josué 10.40–41</w:t>
+      </w:r>
     </w:p>
     <w:p>
       <w:pPr>
@@ -537,18 +507,12 @@
           <w:lang w:val="es_ES" w:bidi="es_ES"/>
         </w:rPr>
       </w:r>
-      <w:hyperlink r:id="rId18">
-        <w:r>
-          <w:rPr>
-            <w:lang w:val="es_ES" w:bidi="es_ES"/>
-          </w:rPr>
-          <w:rPr>
-            <w:color w:val="0000EE"/>
-            <w:u w:val="single"/>
-          </w:rPr>
-          <w:t>Números 20.1</w:t>
-        </w:r>
-      </w:hyperlink>
+      <w:r>
+        <w:rPr>
+          <w:lang w:val="es_ES" w:bidi="es_ES"/>
+        </w:rPr>
+        <w:t>Números 20.1</w:t>
+      </w:r>
     </w:p>
     <w:p>
       <w:pPr>
@@ -826,18 +790,12 @@
           <w:lang w:val="es_ES" w:bidi="es_ES"/>
         </w:rPr>
       </w:r>
-      <w:hyperlink r:id="rId19">
-        <w:r>
-          <w:rPr>
-            <w:lang w:val="es_ES" w:bidi="es_ES"/>
-          </w:rPr>
-          <w:rPr>
-            <w:color w:val="0000EE"/>
-            <w:u w:val="single"/>
-          </w:rPr>
-          <w:t>Cantar de los Cantares 1.5</w:t>
-        </w:r>
-      </w:hyperlink>
+      <w:r>
+        <w:rPr>
+          <w:lang w:val="es_ES" w:bidi="es_ES"/>
+        </w:rPr>
+        <w:t>Cantar de los Cantares 1.5</w:t>
+      </w:r>
     </w:p>
     <w:p>
       <w:pPr>
@@ -1127,18 +1085,12 @@
           <w:lang w:val="es_ES" w:bidi="es_ES"/>
         </w:rPr>
       </w:r>
-      <w:hyperlink r:id="rId20">
-        <w:r>
-          <w:rPr>
-            <w:lang w:val="es_ES" w:bidi="es_ES"/>
-          </w:rPr>
-          <w:rPr>
-            <w:color w:val="0000EE"/>
-            <w:u w:val="single"/>
-          </w:rPr>
-          <w:t>1 Crónicas 6.72</w:t>
-        </w:r>
-      </w:hyperlink>
+      <w:r>
+        <w:rPr>
+          <w:lang w:val="es_ES" w:bidi="es_ES"/>
+        </w:rPr>
+        <w:t>1 Crónicas 6.72</w:t>
+      </w:r>
     </w:p>
     <w:p>
       <w:pPr>
@@ -1151,18 +1103,12 @@
           <w:lang w:val="es_ES" w:bidi="es_ES"/>
         </w:rPr>
       </w:r>
-      <w:hyperlink r:id="rId21">
-        <w:r>
-          <w:rPr>
-            <w:lang w:val="es_ES" w:bidi="es_ES"/>
-          </w:rPr>
-          <w:rPr>
-            <w:color w:val="0000EE"/>
-            <w:u w:val="single"/>
-          </w:rPr>
-          <w:t>Josué 19.37</w:t>
-        </w:r>
-      </w:hyperlink>
+      <w:r>
+        <w:rPr>
+          <w:lang w:val="es_ES" w:bidi="es_ES"/>
+        </w:rPr>
+        <w:t>Josué 19.37</w:t>
+      </w:r>
     </w:p>
     <w:p>
       <w:pPr>
@@ -1175,18 +1121,12 @@
           <w:lang w:val="es_ES" w:bidi="es_ES"/>
         </w:rPr>
       </w:r>
-      <w:hyperlink r:id="rId22">
-        <w:r>
-          <w:rPr>
-            <w:lang w:val="es_ES" w:bidi="es_ES"/>
-          </w:rPr>
-          <w:rPr>
-            <w:color w:val="0000EE"/>
-            <w:u w:val="single"/>
-          </w:rPr>
-          <w:t>Jueces 4.10</w:t>
-        </w:r>
-      </w:hyperlink>
+      <w:r>
+        <w:rPr>
+          <w:lang w:val="es_ES" w:bidi="es_ES"/>
+        </w:rPr>
+        <w:t>Jueces 4.10</w:t>
+      </w:r>
     </w:p>
     <w:p>
       <w:pPr>
@@ -1454,18 +1394,12 @@
           <w:lang w:val="es_ES" w:bidi="es_ES"/>
         </w:rPr>
       </w:r>
-      <w:hyperlink r:id="rId23">
-        <w:r>
-          <w:rPr>
-            <w:lang w:val="es_ES" w:bidi="es_ES"/>
-          </w:rPr>
-          <w:rPr>
-            <w:color w:val="0000EE"/>
-            <w:u w:val="single"/>
-          </w:rPr>
-          <w:t>1 Crónicas 1.34–37</w:t>
-        </w:r>
-      </w:hyperlink>
+      <w:r>
+        <w:rPr>
+          <w:lang w:val="es_ES" w:bidi="es_ES"/>
+        </w:rPr>
+        <w:t>1 Crónicas 1.34–37</w:t>
+      </w:r>
     </w:p>
     <w:p>
       <w:pPr>
@@ -1478,18 +1412,12 @@
           <w:lang w:val="es_ES" w:bidi="es_ES"/>
         </w:rPr>
       </w:r>
-      <w:hyperlink r:id="rId24">
-        <w:r>
-          <w:rPr>
-            <w:lang w:val="es_ES" w:bidi="es_ES"/>
-          </w:rPr>
-          <w:rPr>
-            <w:color w:val="0000EE"/>
-            <w:u w:val="single"/>
-          </w:rPr>
-          <w:t>Números 16.1–3</w:t>
-        </w:r>
-      </w:hyperlink>
+      <w:r>
+        <w:rPr>
+          <w:lang w:val="es_ES" w:bidi="es_ES"/>
+        </w:rPr>
+        <w:t>Números 16.1–3</w:t>
+      </w:r>
     </w:p>
     <w:p>
       <w:pPr>
@@ -1502,18 +1430,12 @@
           <w:lang w:val="es_ES" w:bidi="es_ES"/>
         </w:rPr>
       </w:r>
-      <w:hyperlink r:id="rId25">
-        <w:r>
-          <w:rPr>
-            <w:lang w:val="es_ES" w:bidi="es_ES"/>
-          </w:rPr>
-          <w:rPr>
-            <w:color w:val="0000EE"/>
-            <w:u w:val="single"/>
-          </w:rPr>
-          <w:t>Números 16.25–27</w:t>
-        </w:r>
-      </w:hyperlink>
+      <w:r>
+        <w:rPr>
+          <w:lang w:val="es_ES" w:bidi="es_ES"/>
+        </w:rPr>
+        <w:t>Números 16.25–27</w:t>
+      </w:r>
     </w:p>
     <w:p>
       <w:pPr>
@@ -1526,18 +1448,12 @@
           <w:lang w:val="es_ES" w:bidi="es_ES"/>
         </w:rPr>
       </w:r>
-      <w:hyperlink r:id="rId26">
-        <w:r>
-          <w:rPr>
-            <w:lang w:val="es_ES" w:bidi="es_ES"/>
-          </w:rPr>
-          <w:rPr>
-            <w:color w:val="0000EE"/>
-            <w:u w:val="single"/>
-          </w:rPr>
-          <w:t>Salmo 42.1–2</w:t>
-        </w:r>
-      </w:hyperlink>
+      <w:r>
+        <w:rPr>
+          <w:lang w:val="es_ES" w:bidi="es_ES"/>
+        </w:rPr>
+        <w:t>Salmo 42.1–2</w:t>
+      </w:r>
     </w:p>
     <w:p>
       <w:pPr>
